--- a/Диплом/template xelatex/extra/Title.docx
+++ b/Диплом/template xelatex/extra/Title.docx
@@ -377,33 +377,12 @@
       <w:bookmarkStart w:id="2" w:name="_Hlk199187016"/>
       <w:r>
         <w:rPr>
-          <w:rFonts w:eastAsia="Times New Roman" w:cs="Times New Roman"/>
+          <w:rFonts w:cs="Times New Roman"/>
           <w:b/>
-          <w:color w:val="000000"/>
-          <w:szCs w:val="28"/>
-          <w:lang w:eastAsia="ru-RU"/>
-        </w:rPr>
-        <w:t>ВЕБ-ПРИЛОЖЕНИ</w:t>
-      </w:r>
-      <w:r>
-        <w:rPr>
-          <w:rFonts w:eastAsia="Times New Roman" w:cs="Times New Roman"/>
-          <w:b/>
-          <w:color w:val="000000"/>
-          <w:szCs w:val="28"/>
-          <w:lang w:eastAsia="ru-RU"/>
-        </w:rPr>
-        <w:t>Е</w:t>
-      </w:r>
-      <w:r>
-        <w:rPr>
-          <w:rFonts w:eastAsia="Times New Roman" w:cs="Times New Roman"/>
-          <w:b/>
-          <w:color w:val="000000"/>
-          <w:szCs w:val="28"/>
-          <w:lang w:eastAsia="ru-RU"/>
-        </w:rPr>
-        <w:t xml:space="preserve"> СЕГМЕНТИРОВАННОЙ РАССЫЛКИ УВЕДОМЛЕНИЙ ДЛЯ ДОНОРОВ КРОВИ</w:t>
+          <w:bCs/>
+          <w:szCs w:val="28"/>
+        </w:rPr>
+        <w:t>РАЗРАБОТКА СИСТЕМЫ ДЛЯ ПРОКСИРОВАНИЯ И МОНИТОРИНГА СЕРВИСОВ-ЗАГЛУШЕК В СРЕДЕ НАГРУЗОЧНОГО ТЕСТИРОВАНИЯ</w:t>
       </w:r>
     </w:p>
     <w:bookmarkEnd w:id="2"/>
@@ -446,7 +425,25 @@
           <w:szCs w:val="28"/>
           <w:lang w:eastAsia="ru-RU"/>
         </w:rPr>
-        <w:t>Образовательная программа (профиль) «Веб-технологии»</w:t>
+        <w:t>Образовательная программа (профиль) «</w:t>
+      </w:r>
+      <w:r>
+        <w:rPr>
+          <w:rFonts w:eastAsia="Times New Roman" w:cs="Times New Roman"/>
+          <w:color w:val="000000"/>
+          <w:szCs w:val="28"/>
+          <w:lang w:eastAsia="ru-RU"/>
+        </w:rPr>
+        <w:t>Системная и программная инженерия</w:t>
+      </w:r>
+      <w:r>
+        <w:rPr>
+          <w:rFonts w:eastAsia="Times New Roman" w:cs="Times New Roman"/>
+          <w:color w:val="000000"/>
+          <w:szCs w:val="28"/>
+          <w:lang w:eastAsia="ru-RU"/>
+        </w:rPr>
+        <w:t>»</w:t>
       </w:r>
     </w:p>
     <w:p>
@@ -527,7 +524,6 @@
         </w:rPr>
         <w:t xml:space="preserve"> /</w:t>
       </w:r>
-      <w:bookmarkStart w:id="3" w:name="_Hlk199186958"/>
       <w:r>
         <w:rPr>
           <w:rFonts w:eastAsia="Times New Roman" w:cs="Times New Roman"/>
@@ -536,69 +532,17 @@
           <w:u w:val="single"/>
           <w:lang w:eastAsia="ru-RU"/>
         </w:rPr>
-        <w:t>Иванов Иван Иванович</w:t>
+        <w:t>Медведев Клим Николаевич, 221-329</w:t>
       </w:r>
       <w:r>
         <w:rPr>
           <w:rFonts w:eastAsia="Times New Roman" w:cs="Times New Roman"/>
           <w:color w:val="000000"/>
           <w:szCs w:val="28"/>
-          <w:u w:val="single"/>
           <w:lang w:eastAsia="ru-RU"/>
         </w:rPr>
-        <w:t xml:space="preserve">, </w:t>
-      </w:r>
-      <w:r>
-        <w:rPr>
-          <w:rFonts w:eastAsia="Times New Roman" w:cs="Times New Roman"/>
-          <w:color w:val="000000"/>
-          <w:szCs w:val="28"/>
-          <w:u w:val="single"/>
-          <w:lang w:eastAsia="ru-RU"/>
-        </w:rPr>
-        <w:t>2</w:t>
-      </w:r>
-      <w:r>
-        <w:rPr>
-          <w:rFonts w:eastAsia="Times New Roman" w:cs="Times New Roman"/>
-          <w:color w:val="000000"/>
-          <w:szCs w:val="28"/>
-          <w:u w:val="single"/>
-          <w:lang w:eastAsia="ru-RU"/>
-        </w:rPr>
-        <w:t>2</w:t>
-      </w:r>
-      <w:r>
-        <w:rPr>
-          <w:rFonts w:eastAsia="Times New Roman" w:cs="Times New Roman"/>
-          <w:color w:val="000000"/>
-          <w:szCs w:val="28"/>
-          <w:u w:val="single"/>
-          <w:lang w:eastAsia="ru-RU"/>
-        </w:rPr>
-        <w:t>1</w:t>
-      </w:r>
-      <w:r>
-        <w:rPr>
-          <w:rFonts w:eastAsia="Times New Roman" w:cs="Times New Roman"/>
-          <w:color w:val="000000"/>
-          <w:szCs w:val="28"/>
-          <w:u w:val="single"/>
-          <w:lang w:eastAsia="ru-RU"/>
-        </w:rPr>
-        <w:t>–32</w:t>
-      </w:r>
-      <w:r>
-        <w:rPr>
-          <w:rFonts w:eastAsia="Times New Roman" w:cs="Times New Roman"/>
-          <w:color w:val="000000"/>
-          <w:szCs w:val="28"/>
-          <w:u w:val="single"/>
-          <w:lang w:eastAsia="ru-RU"/>
-        </w:rPr>
-        <w:t>2</w:t>
-      </w:r>
-      <w:bookmarkEnd w:id="3"/>
+        <w:t xml:space="preserve"> </w:t>
+      </w:r>
       <w:r>
         <w:rPr>
           <w:rFonts w:eastAsia="Times New Roman" w:cs="Times New Roman"/>
@@ -706,7 +650,6 @@
             </w:rPr>
             <w:t xml:space="preserve">Руководитель </w:t>
           </w:r>
-          <w:proofErr w:type="gramStart"/>
           <w:r>
             <w:rPr>
               <w:rFonts w:eastAsia="Times New Roman" w:cs="Times New Roman"/>
@@ -734,18 +677,7 @@
               <w:u w:val="single"/>
               <w:lang w:eastAsia="ru-RU"/>
             </w:rPr>
-            <w:t xml:space="preserve"> </w:t>
-          </w:r>
-          <w:proofErr w:type="gramEnd"/>
-          <w:r>
-            <w:rPr>
-              <w:rFonts w:eastAsia="Times New Roman" w:cs="Times New Roman"/>
-              <w:color w:val="000000"/>
-              <w:szCs w:val="28"/>
-              <w:u w:val="single"/>
-              <w:lang w:eastAsia="ru-RU"/>
-            </w:rPr>
-            <w:t xml:space="preserve">                   </w:t>
+            <w:t xml:space="preserve">                    </w:t>
           </w:r>
           <w:r>
             <w:rPr>
@@ -765,7 +697,6 @@
             </w:rPr>
             <w:t xml:space="preserve"> </w:t>
           </w:r>
-          <w:bookmarkStart w:id="4" w:name="_Hlk199187033"/>
           <w:r>
             <w:rPr>
               <w:rFonts w:eastAsia="Times New Roman" w:cs="Times New Roman"/>
@@ -774,9 +705,8 @@
               <w:u w:val="single"/>
               <w:lang w:eastAsia="ru-RU"/>
             </w:rPr>
-            <w:t>Иванов Иван Иванович</w:t>
+            <w:t xml:space="preserve">Кружалов Алексей Сергеевич </w:t>
           </w:r>
-          <w:bookmarkEnd w:id="4"/>
           <w:r>
             <w:rPr>
               <w:rFonts w:eastAsia="Times New Roman" w:cs="Times New Roman"/>
@@ -883,32 +813,6 @@
     <w:p>
       <w:pPr>
         <w:spacing w:after="0" w:line="240" w:lineRule="auto"/>
-        <w:ind w:firstLine="709"/>
-        <w:rPr>
-          <w:rFonts w:eastAsia="Times New Roman" w:cs="Times New Roman"/>
-          <w:i/>
-          <w:color w:val="000000"/>
-          <w:szCs w:val="28"/>
-          <w:lang w:eastAsia="ru-RU"/>
-        </w:rPr>
-      </w:pPr>
-    </w:p>
-    <w:p>
-      <w:pPr>
-        <w:spacing w:after="0" w:line="240" w:lineRule="auto"/>
-        <w:ind w:firstLine="709"/>
-        <w:rPr>
-          <w:rFonts w:eastAsia="Times New Roman" w:cs="Times New Roman"/>
-          <w:i/>
-          <w:color w:val="000000"/>
-          <w:szCs w:val="28"/>
-          <w:lang w:eastAsia="ru-RU"/>
-        </w:rPr>
-      </w:pPr>
-    </w:p>
-    <w:p>
-      <w:pPr>
-        <w:spacing w:after="0" w:line="240" w:lineRule="auto"/>
         <w:rPr>
           <w:rFonts w:eastAsia="Times New Roman" w:cs="Times New Roman"/>
           <w:i/>
@@ -1285,22 +1189,24 @@
           <w:szCs w:val="28"/>
           <w:lang w:eastAsia="ar-SA"/>
         </w:rPr>
-        <w:t>Образовательная программа (профиль) «Веб-технологии»</w:t>
-      </w:r>
-    </w:p>
-    <w:p>
-      <w:pPr>
-        <w:widowControl w:val="0"/>
-        <w:suppressAutoHyphens/>
-        <w:autoSpaceDE w:val="0"/>
-        <w:spacing w:after="0" w:line="240" w:lineRule="auto"/>
-        <w:jc w:val="center"/>
+        <w:t>Образовательная программа (профиль) «</w:t>
+      </w:r>
+      <w:r>
         <w:rPr>
           <w:rFonts w:eastAsia="Times New Roman" w:cs="Times New Roman"/>
           <w:szCs w:val="28"/>
           <w:lang w:eastAsia="ar-SA"/>
         </w:rPr>
-      </w:pPr>
+        <w:t>Системная и программная инженерия</w:t>
+      </w:r>
+      <w:r>
+        <w:rPr>
+          <w:rFonts w:eastAsia="Times New Roman" w:cs="Times New Roman"/>
+          <w:szCs w:val="28"/>
+          <w:lang w:eastAsia="ar-SA"/>
+        </w:rPr>
+        <w:t>»</w:t>
+      </w:r>
     </w:p>
     <w:tbl>
       <w:tblPr>
@@ -7759,7 +7665,7 @@
           <w:szCs w:val="24"/>
         </w:rPr>
       </w:pPr>
-      <w:bookmarkStart w:id="5" w:name="_Hlk167617833"/>
+      <w:bookmarkStart w:id="3" w:name="_Hlk167617833"/>
       <w:r>
         <w:rPr>
           <w:sz w:val="24"/>
@@ -7793,85 +7699,58 @@
           <w:szCs w:val="24"/>
         </w:rPr>
       </w:pPr>
-      <w:proofErr w:type="gramStart"/>
       <w:r>
         <w:rPr>
           <w:szCs w:val="28"/>
         </w:rPr>
         <w:t>«</w:t>
       </w:r>
-      <w:bookmarkStart w:id="6" w:name="_Hlk162175702"/>
+      <w:bookmarkStart w:id="4" w:name="_Hlk162175702"/>
       <w:r>
         <w:rPr>
           <w:szCs w:val="28"/>
           <w:u w:val="single"/>
         </w:rPr>
-        <w:t xml:space="preserve">  </w:t>
-      </w:r>
-      <w:proofErr w:type="gramEnd"/>
+        <w:t xml:space="preserve">      </w:t>
+      </w:r>
+      <w:bookmarkEnd w:id="4"/>
+      <w:r>
+        <w:rPr>
+          <w:szCs w:val="28"/>
+        </w:rPr>
+        <w:t>»</w:t>
+      </w:r>
       <w:r>
         <w:rPr>
           <w:szCs w:val="28"/>
           <w:u w:val="single"/>
         </w:rPr>
-        <w:t xml:space="preserve">  </w:t>
-      </w:r>
-      <w:proofErr w:type="gramStart"/>
+        <w:t xml:space="preserve">           </w:t>
+      </w:r>
+      <w:r>
+        <w:rPr>
+          <w:szCs w:val="28"/>
+        </w:rPr>
+        <w:t>202</w:t>
+      </w:r>
+      <w:r>
+        <w:rPr>
+          <w:szCs w:val="28"/>
+        </w:rPr>
+        <w:t>6</w:t>
+      </w:r>
+      <w:r>
+        <w:rPr>
+          <w:szCs w:val="28"/>
+        </w:rPr>
+        <w:t xml:space="preserve">, </w:t>
+      </w:r>
       <w:r>
         <w:rPr>
           <w:szCs w:val="28"/>
           <w:u w:val="single"/>
         </w:rPr>
-        <w:t xml:space="preserve">  </w:t>
-      </w:r>
-      <w:bookmarkEnd w:id="6"/>
-      <w:r>
-        <w:rPr>
-          <w:szCs w:val="28"/>
-        </w:rPr>
-        <w:t>»</w:t>
-      </w:r>
-      <w:proofErr w:type="gramEnd"/>
-      <w:r>
-        <w:rPr>
-          <w:szCs w:val="28"/>
-          <w:u w:val="single"/>
-        </w:rPr>
-        <w:t xml:space="preserve">           </w:t>
-      </w:r>
-      <w:proofErr w:type="gramStart"/>
-      <w:r>
-        <w:rPr>
-          <w:szCs w:val="28"/>
-        </w:rPr>
-        <w:t>202</w:t>
-      </w:r>
-      <w:r>
-        <w:rPr>
-          <w:szCs w:val="28"/>
-        </w:rPr>
-        <w:t>6</w:t>
-      </w:r>
-      <w:r>
-        <w:rPr>
-          <w:szCs w:val="28"/>
-        </w:rPr>
-        <w:t xml:space="preserve">, </w:t>
-      </w:r>
-      <w:r>
-        <w:rPr>
-          <w:szCs w:val="28"/>
-          <w:u w:val="single"/>
-        </w:rPr>
-        <w:t xml:space="preserve">  </w:t>
-      </w:r>
-      <w:proofErr w:type="gramEnd"/>
-      <w:r>
-        <w:rPr>
-          <w:szCs w:val="28"/>
-          <w:u w:val="single"/>
-        </w:rPr>
-        <w:t xml:space="preserve">                            </w:t>
+        <w:t xml:space="preserve">                              </w:t>
       </w:r>
       <w:r>
         <w:rPr>
@@ -8004,7 +7883,6 @@
           <w:szCs w:val="24"/>
         </w:rPr>
       </w:pPr>
-      <w:proofErr w:type="gramStart"/>
       <w:r>
         <w:rPr>
           <w:szCs w:val="28"/>
@@ -8016,71 +7894,45 @@
           <w:szCs w:val="28"/>
           <w:u w:val="single"/>
         </w:rPr>
-        <w:t xml:space="preserve">  </w:t>
-      </w:r>
-      <w:proofErr w:type="gramEnd"/>
+        <w:t xml:space="preserve">      </w:t>
+      </w:r>
+      <w:r>
+        <w:rPr>
+          <w:szCs w:val="28"/>
+        </w:rPr>
+        <w:t>»</w:t>
+      </w:r>
       <w:r>
         <w:rPr>
           <w:szCs w:val="28"/>
           <w:u w:val="single"/>
         </w:rPr>
-        <w:t xml:space="preserve">  </w:t>
-      </w:r>
-      <w:proofErr w:type="gramStart"/>
+        <w:t xml:space="preserve">           </w:t>
+      </w:r>
+      <w:r>
+        <w:rPr>
+          <w:szCs w:val="28"/>
+        </w:rPr>
+        <w:t>202</w:t>
+      </w:r>
+      <w:r>
+        <w:rPr>
+          <w:szCs w:val="28"/>
+        </w:rPr>
+        <w:t>6</w:t>
+      </w:r>
+      <w:r>
+        <w:rPr>
+          <w:szCs w:val="28"/>
+        </w:rPr>
+        <w:t xml:space="preserve">, </w:t>
+      </w:r>
       <w:r>
         <w:rPr>
           <w:szCs w:val="28"/>
           <w:u w:val="single"/>
         </w:rPr>
-        <w:t xml:space="preserve">  </w:t>
-      </w:r>
-      <w:r>
-        <w:rPr>
-          <w:szCs w:val="28"/>
-        </w:rPr>
-        <w:t>»</w:t>
-      </w:r>
-      <w:proofErr w:type="gramEnd"/>
-      <w:r>
-        <w:rPr>
-          <w:szCs w:val="28"/>
-          <w:u w:val="single"/>
-        </w:rPr>
-        <w:t xml:space="preserve">           </w:t>
-      </w:r>
-      <w:proofErr w:type="gramStart"/>
-      <w:r>
-        <w:rPr>
-          <w:szCs w:val="28"/>
-        </w:rPr>
-        <w:t>202</w:t>
-      </w:r>
-      <w:r>
-        <w:rPr>
-          <w:szCs w:val="28"/>
-        </w:rPr>
-        <w:t>6</w:t>
-      </w:r>
-      <w:r>
-        <w:rPr>
-          <w:szCs w:val="28"/>
-        </w:rPr>
-        <w:t xml:space="preserve">, </w:t>
-      </w:r>
-      <w:r>
-        <w:rPr>
-          <w:szCs w:val="28"/>
-          <w:u w:val="single"/>
-        </w:rPr>
-        <w:t xml:space="preserve">  </w:t>
-      </w:r>
-      <w:proofErr w:type="gramEnd"/>
-      <w:r>
-        <w:rPr>
-          <w:szCs w:val="28"/>
-          <w:u w:val="single"/>
-        </w:rPr>
-        <w:t xml:space="preserve">     </w:t>
+        <w:t xml:space="preserve">       </w:t>
       </w:r>
       <w:r>
         <w:rPr>
@@ -8116,7 +7968,7 @@
           <w:u w:val="single"/>
           <w:lang w:eastAsia="ru-RU"/>
         </w:rPr>
-        <w:t>Иванов Иван Иванович</w:t>
+        <w:t>Кружалов Алексей Сергеевич</w:t>
       </w:r>
       <w:r>
         <w:rPr>
@@ -8252,7 +8104,6 @@
           <w:szCs w:val="24"/>
         </w:rPr>
       </w:pPr>
-      <w:proofErr w:type="gramStart"/>
       <w:r>
         <w:t>«</w:t>
       </w:r>
@@ -8261,59 +8112,33 @@
           <w:szCs w:val="28"/>
           <w:u w:val="single"/>
         </w:rPr>
-        <w:t xml:space="preserve">  </w:t>
-      </w:r>
-      <w:proofErr w:type="gramEnd"/>
+        <w:t xml:space="preserve">      </w:t>
+      </w:r>
+      <w:r>
+        <w:t>»</w:t>
+      </w:r>
       <w:r>
         <w:rPr>
           <w:szCs w:val="28"/>
           <w:u w:val="single"/>
         </w:rPr>
-        <w:t xml:space="preserve">  </w:t>
-      </w:r>
-      <w:proofErr w:type="gramStart"/>
+        <w:t xml:space="preserve">           </w:t>
+      </w:r>
+      <w:r>
+        <w:t>202</w:t>
+      </w:r>
+      <w:r>
+        <w:t>6</w:t>
+      </w:r>
+      <w:r>
+        <w:t xml:space="preserve">, </w:t>
+      </w:r>
       <w:r>
         <w:rPr>
           <w:szCs w:val="28"/>
           <w:u w:val="single"/>
         </w:rPr>
-        <w:t xml:space="preserve">  </w:t>
-      </w:r>
-      <w:r>
-        <w:t>»</w:t>
-      </w:r>
-      <w:proofErr w:type="gramEnd"/>
-      <w:r>
-        <w:rPr>
-          <w:szCs w:val="28"/>
-          <w:u w:val="single"/>
-        </w:rPr>
-        <w:t xml:space="preserve">           </w:t>
-      </w:r>
-      <w:proofErr w:type="gramStart"/>
-      <w:r>
-        <w:t>202</w:t>
-      </w:r>
-      <w:r>
-        <w:t>6</w:t>
-      </w:r>
-      <w:r>
-        <w:t xml:space="preserve">, </w:t>
-      </w:r>
-      <w:r>
-        <w:rPr>
-          <w:szCs w:val="28"/>
-          <w:u w:val="single"/>
-        </w:rPr>
-        <w:t xml:space="preserve">  </w:t>
-      </w:r>
-      <w:proofErr w:type="gramEnd"/>
-      <w:r>
-        <w:rPr>
-          <w:szCs w:val="28"/>
-          <w:u w:val="single"/>
-        </w:rPr>
-        <w:t xml:space="preserve">                         </w:t>
+        <w:t xml:space="preserve">                           </w:t>
       </w:r>
       <w:r>
         <w:t>/</w:t>
@@ -8329,77 +8154,16 @@
           <w:u w:val="single"/>
           <w:lang w:eastAsia="ru-RU"/>
         </w:rPr>
-        <w:t>Иванов Иван Иванович</w:t>
+        <w:t>Медведев Клим Николаевич, 221-329</w:t>
       </w:r>
       <w:r>
         <w:rPr>
           <w:rFonts w:eastAsia="Times New Roman" w:cs="Times New Roman"/>
           <w:color w:val="000000"/>
           <w:szCs w:val="28"/>
-          <w:u w:val="single"/>
           <w:lang w:eastAsia="ru-RU"/>
         </w:rPr>
-        <w:t xml:space="preserve">, </w:t>
-      </w:r>
-      <w:r>
-        <w:rPr>
-          <w:rFonts w:eastAsia="Times New Roman" w:cs="Times New Roman"/>
-          <w:color w:val="000000"/>
-          <w:szCs w:val="28"/>
-          <w:u w:val="single"/>
-          <w:lang w:eastAsia="ru-RU"/>
-        </w:rPr>
-        <w:t>2</w:t>
-      </w:r>
-      <w:r>
-        <w:rPr>
-          <w:rFonts w:eastAsia="Times New Roman" w:cs="Times New Roman"/>
-          <w:color w:val="000000"/>
-          <w:szCs w:val="28"/>
-          <w:u w:val="single"/>
-          <w:lang w:eastAsia="ru-RU"/>
-        </w:rPr>
-        <w:t>2</w:t>
-      </w:r>
-      <w:r>
-        <w:rPr>
-          <w:rFonts w:eastAsia="Times New Roman" w:cs="Times New Roman"/>
-          <w:color w:val="000000"/>
-          <w:szCs w:val="28"/>
-          <w:u w:val="single"/>
-          <w:lang w:eastAsia="ru-RU"/>
-        </w:rPr>
-        <w:t>1</w:t>
-      </w:r>
-      <w:r>
-        <w:rPr>
-          <w:rFonts w:eastAsia="Times New Roman" w:cs="Times New Roman"/>
-          <w:color w:val="000000"/>
-          <w:szCs w:val="28"/>
-          <w:u w:val="single"/>
-          <w:lang w:eastAsia="ru-RU"/>
-        </w:rPr>
-        <w:t>–</w:t>
-      </w:r>
-      <w:r>
-        <w:rPr>
-          <w:rFonts w:eastAsia="Times New Roman" w:cs="Times New Roman"/>
-          <w:color w:val="000000"/>
-          <w:szCs w:val="28"/>
-          <w:u w:val="single"/>
-          <w:lang w:eastAsia="ru-RU"/>
-        </w:rPr>
-        <w:t>32</w:t>
-      </w:r>
-      <w:r>
-        <w:rPr>
-          <w:rFonts w:eastAsia="Times New Roman" w:cs="Times New Roman"/>
-          <w:color w:val="000000"/>
-          <w:szCs w:val="28"/>
-          <w:u w:val="single"/>
-          <w:lang w:eastAsia="ru-RU"/>
-        </w:rPr>
-        <w:t>2</w:t>
+        <w:t xml:space="preserve"> </w:t>
       </w:r>
       <w:r>
         <w:rPr>
@@ -8482,7 +8246,7 @@
         <w:t>ФИО, группа</w:t>
       </w:r>
     </w:p>
-    <w:bookmarkEnd w:id="5"/>
+    <w:bookmarkEnd w:id="3"/>
     <w:p/>
     <w:p/>
     <w:p>
